--- a/pitches/LOCKER_ROOM_TALK_Video-Podcast.docx
+++ b/pitches/LOCKER_ROOM_TALK_Video-Podcast.docx
@@ -606,7 +606,7 @@
         <w:spacing w:after="100"/>
       </w:pPr>
       <w:r>
-        <w:t xml:space="preserve">Es ist und bleibt ein Gesprächsformat: Die Gästinnen setzen die Themen mit ihren Inhalten, aber auch mit ihrer Geschichte. Alle wiederkehrenden Elemente funktionieren auch nur fürs Ohr. Wer nur hört, verpasst nichts, wer zuschaut, bekommt mehr.</w:t>
+        <w:t xml:space="preserve">Es ist und bleibt ein Gesprächsformat: Die Gästinnen setzen die Themen mit ihren Inhalten, aber auch mit ihrer Geschichte. Jede Folge folgt derselben Kurve: erst warm werden, dann tief reden, dann knallt es. Alle Elemente funktionieren auch nur fürs Ohr.</w:t>
       </w:r>
     </w:p>
     <w:p>
@@ -622,10 +622,10 @@
           <w:b/>
           <w:bCs/>
         </w:rPr>
-        <w:t xml:space="preserve">Training:</w:t>
-      </w:r>
-      <w:r>
-        <w:t xml:space="preserve"> Zum Einstieg wird ein bisschen gemeinsam trainiert: Hanteln, Laufband, Klimmzüge. Dabei diskutieren wir die steilsten Thesen der Gästin. Je steiler die These, desto schwerer das Gewicht. Katja sagt an, was gestemmt wird, Ächzen ist erwünscht.</w:t>
+        <w:t xml:space="preserve">Mitgliedsantrag:</w:t>
+      </w:r>
+      <w:r>
+        <w:t xml:space="preserve"> Die Gästin kommt in Straßenkleidung und zieht sich um. Währenddessen liest Katja ihren Mitgliedsantrag für die Muckibude vor: Trainingsziel („Patriarchat stemmen“), bisherige Verletzungen („Shitstorm 2023“), Maximalgewicht („eine Koalition“). Die Gästin korrigiert und kommentiert live.</w:t>
       </w:r>
     </w:p>
     <w:p>
@@ -641,10 +641,10 @@
           <w:b/>
           <w:bCs/>
         </w:rPr>
-        <w:t xml:space="preserve">Eiweiß-Verpflegung:</w:t>
-      </w:r>
-      <w:r>
-        <w:t xml:space="preserve"> Proteinshake mit einem zur Agenda der Gästin passenden Namen („Der Umverteiler“, „Die Quote“ usw.). Der Geschmack wird live bewertet.</w:t>
+        <w:t xml:space="preserve">Aufwärmen:</w:t>
+      </w:r>
+      <w:r>
+        <w:t xml:space="preserve"> Laufband, Schattenboxen, Handtuch schnippen. Dabei geht es ums Persönliche: Herkunft, Werdegang, Turning Points. Wer außer Atem ist, redet ehrlicher.</w:t>
       </w:r>
     </w:p>
     <w:p>
@@ -660,10 +660,10 @@
           <w:b/>
           <w:bCs/>
         </w:rPr>
-        <w:t xml:space="preserve">Kabinen-Blitzrunde:</w:t>
-      </w:r>
-      <w:r>
-        <w:t xml:space="preserve"> Zehn Streitfragen, keine Erklärungen, nur Ja oder Nein. Sexarbeit verbieten? Wehrpflicht für Frauen? Brauchen wir die Männer noch?</w:t>
+        <w:t xml:space="preserve">Auf der Bank:</w:t>
+      </w:r>
+      <w:r>
+        <w:t xml:space="preserve"> Das Herzstück und der längste Teil der Folge: vom eigenen Weg zur großen Frage, wie die Gästin die Welt umbauen würde. Und was sie von „Bye Bye Boys“ hält.</w:t>
       </w:r>
     </w:p>
     <w:p>
@@ -679,10 +679,10 @@
           <w:b/>
           <w:bCs/>
         </w:rPr>
-        <w:t xml:space="preserve">Motivationssprüche-Gericht:</w:t>
-      </w:r>
-      <w:r>
-        <w:t xml:space="preserve"> Drei pro Gästin werden bewertet („Du kannst alles schaffen, wenn du nur willst“, „Erfolg hat drei Buchstaben: Tun“, …). Urteil: Wahrheit oder Kalenderspruch.</w:t>
+        <w:t xml:space="preserve">Hantel-Runde:</w:t>
+      </w:r>
+      <w:r>
+        <w:t xml:space="preserve"> Jetzt kommen die steilsten Thesen der Gästin auf den Tisch. Je steiler die These, desto schwerer die Hantel. Katja sagt an, was gestemmt wird, Ächzen ist erwünscht.</w:t>
       </w:r>
     </w:p>
     <w:p>
@@ -698,10 +698,37 @@
           <w:b/>
           <w:bCs/>
         </w:rPr>
+        <w:t xml:space="preserve">Kabinen-Blitzrunde:</w:t>
+      </w:r>
+      <w:r>
+        <w:t xml:space="preserve"> Zehn Streitfragen, keine Erklärungen, nur Ja oder Nein. Sexarbeit verbieten? Wehrpflicht für Frauen? Brauchen wir die Männer noch?</w:t>
+      </w:r>
+    </w:p>
+    <w:p>
+      <w:pPr>
+        <w:numPr>
+          <w:ilvl w:val="0"/>
+          <w:numId w:val="10"/>
+        </w:numPr>
+        <w:spacing w:after="100"/>
+      </w:pPr>
+      <w:r>
+        <w:rPr>
+          <w:b/>
+          <w:bCs/>
+        </w:rPr>
         <w:t xml:space="preserve">Der Spind der Vorgängerin:</w:t>
       </w:r>
       <w:r>
         <w:t xml:space="preserve"> Jede Gästin hinterlässt im Spind einen Gegenstand und eine These, auf die die nächste reagieren muss. So streiten die Gästinnen auch über die Folgen hinweg miteinander.</w:t>
+      </w:r>
+    </w:p>
+    <w:p>
+      <w:pPr>
+        <w:spacing w:after="100"/>
+      </w:pPr>
+      <w:r>
+        <w:t xml:space="preserve">Immer mit auf der Bank: der Proteinshake mit einem zur Agenda der Gästin passenden Namen („Der Umverteiler“, „Die Quote“ usw.). Er wird nebenbei getrunken und kommentiert, als Running Gag und nicht als eigener Programmpunkt.</w:t>
       </w:r>
     </w:p>
     <w:p>
@@ -758,7 +785,7 @@
         <w:spacing w:after="100"/>
       </w:pPr>
       <w:r>
-        <w:t xml:space="preserve">Clips aus Training und Blitzrunde sind für Hochkant gemacht und tragen die Folgen in die Feeds.</w:t>
+        <w:t xml:space="preserve">Clips aus Hantel-Runde und Blitzrunde sind für Hochkant gemacht und tragen die Folgen in die Feeds.</w:t>
       </w:r>
     </w:p>
     <w:p>

--- a/pitches/LOCKER_ROOM_TALK_Video-Podcast.docx
+++ b/pitches/LOCKER_ROOM_TALK_Video-Podcast.docx
@@ -414,7 +414,7 @@
         <w:spacing w:after="100"/>
       </w:pPr>
       <w:r>
-        <w:t xml:space="preserve">Eine echte Umkleidekabine in einem echten Fitnessstudio, keine Kulisse: Neonlicht, Spinde, Holzbank, ein Fön, der nicht funktioniert, ein paar Hanteln. Katja in Sporthose, Gästin im Trainingsoutfit. Alles ein bisschen drüber. Gedreht wird mit drei festen Kameras, so bleibt die Produktion schlank: drei Folgen an einem Drehtag sind machbar.</w:t>
+        <w:t xml:space="preserve">Eine echte Umkleidekabine in einem echten Fitnessstudio, keine Kulisse: Neonlicht, Spinde, Holzbank, ein Fön, der nicht funktioniert, eine Klimmzugstange im Türrahmen, Kurzhanteln unter der Bank. Gespielt wird ausschließlich in der Kabine. Katja in Sporthose, Gästin im Trainingsoutfit. Alles ein bisschen drüber. Gedreht wird mit drei festen Kameras, so bleibt die Produktion schlank: drei Folgen an einem Drehtag sind machbar.</w:t>
       </w:r>
     </w:p>
     <w:p>
@@ -644,7 +644,7 @@
         <w:t xml:space="preserve">Aufwärmen:</w:t>
       </w:r>
       <w:r>
-        <w:t xml:space="preserve"> Laufband, Schattenboxen, Handtuch schnippen. Dabei geht es ums Persönliche: Herkunft, Werdegang, Turning Points. Wer außer Atem ist, redet ehrlicher.</w:t>
+        <w:t xml:space="preserve"> Seilspringen, Schattenboxen, Handtuch schnippen, mitten in der Kabine. Dabei geht es ums Persönliche: Herkunft, Werdegang, Turning Points. Wer außer Atem ist, redet ehrlicher.</w:t>
       </w:r>
     </w:p>
     <w:p>
@@ -682,7 +682,7 @@
         <w:t xml:space="preserve">Hantel-Runde:</w:t>
       </w:r>
       <w:r>
-        <w:t xml:space="preserve"> Jetzt kommen die steilsten Thesen der Gästin auf den Tisch. Je steiler die These, desto schwerer die Hantel. Katja sagt an, was gestemmt wird, Ächzen ist erwünscht.</w:t>
+        <w:t xml:space="preserve"> Die Kurzhanteln kommen unter der Bank hervor, und mit ihnen die steilsten Thesen der Gästin. Je steiler die These, desto schwerer die Hantel. Katja sagt an, was gestemmt wird, Ächzen ist erwünscht.</w:t>
       </w:r>
     </w:p>
     <w:p>

--- a/pitches/LOCKER_ROOM_TALK_Video-Podcast.docx
+++ b/pitches/LOCKER_ROOM_TALK_Video-Podcast.docx
@@ -14,7 +14,7 @@
           <w:sz w:val="40"/>
           <w:szCs w:val="40"/>
         </w:rPr>
-        <w:t xml:space="preserve">LOCKER ROOM TALK</w:t>
+        <w:t>LOCKER ROOM TALK</w:t>
       </w:r>
     </w:p>
     <w:p>
@@ -27,7 +27,7 @@
           <w:i/>
           <w:iCs/>
         </w:rPr>
-        <w:t xml:space="preserve">mit Katja Lewina</w:t>
+        <w:t>mit Katja Lewina</w:t>
       </w:r>
     </w:p>
     <w:p>
@@ -40,7 +40,7 @@
           <w:i/>
           <w:iCs/>
         </w:rPr>
-        <w:t xml:space="preserve">Video-Podcast · wöchentlich · ca. 45 bis 60 Min.</w:t>
+        <w:t>Video-Podcast · wöchentlich · ca. 45 bis 60 Min.</w:t>
       </w:r>
     </w:p>
     <w:p>
@@ -284,7 +284,13 @@
         <w:spacing w:after="100"/>
       </w:pPr>
       <w:r>
-        <w:t xml:space="preserve">Jede Woche schnappt sich Katja Lewina eine Frau mit großer Vision, steckt sie in die Umkleidekabine einer Muckibude und macht aus einem schändlichen Ausrutscher der Politikgeschichte eine Machtzentrale für die Weltrevolution. Zum Anschauen und zum Hören. Handtuch-Schnippen inklusive.</w:t>
+        <w:t>Jede Woche schnappt sich Katja Lewina eine Frau mit großer Vision, steckt sie in die Umkleidekabine einer Muckibude und macht aus einem schändlich</w:t>
+      </w:r>
+      <w:r>
+        <w:t>st</w:t>
+      </w:r>
+      <w:r>
+        <w:t>en Ausrutscher der Politikgeschichte eine Machtzentrale für die Weltrevolution. Zum Anschauen und zum Hören. Handtuch-Schnippen inklusive.</w:t>
       </w:r>
     </w:p>
     <w:p>
@@ -302,23 +308,23 @@
           <w:b/>
           <w:bCs/>
         </w:rPr>
-        <w:t xml:space="preserve">Die Idee</w:t>
-      </w:r>
-    </w:p>
-    <w:p>
-      <w:pPr>
-        <w:spacing w:after="100"/>
-      </w:pPr>
-      <w:r>
-        <w:t xml:space="preserve">Wir übernehmen den Laden. Der Spind gehört jetzt uns, die Bank auch, und das Gespräch erst recht. In „Locker Room Talk“ reden Frauen über Macht, Utopien und die Frage, wie man die Weltlage zum Besseren verändert, während die Männer draußen warten dürfen. Genau: Männer kommen hier nicht rein, nicht als Gäste und nicht auf die Bank. Über sie reden wir nur, wenn wir Lust dazu haben. Wir haben Wichtigeres zu tun, zum Beispiel das Patriarchat zu stemmen. Und dabei natürlich ein paar Sprüche zu reißen.</w:t>
-      </w:r>
-    </w:p>
-    <w:p>
-      <w:pPr>
-        <w:spacing w:after="100"/>
-      </w:pPr>
-      <w:r>
-        <w:t xml:space="preserve">Jede Folge geht vom Persönlichen ins große Ganze: Wir starten beim Kleinklein (Herkunft, Werdegang, Turning Points) und landen bei der Frage, wie wir Zukunft gestalten können, als Gesellschaft, aber auch als Einzelpersonen.</w:t>
+        <w:t>Die Idee</w:t>
+      </w:r>
+    </w:p>
+    <w:p>
+      <w:pPr>
+        <w:spacing w:after="100"/>
+      </w:pPr>
+      <w:r>
+        <w:t>Wir übernehmen den Laden. Der Spind gehört jetzt uns, die Bank auch, und das Gespräch erst recht. In „Locker Room Talk“ reden Frauen über Macht, Utopien und die Frage, wie man die Weltlage zum Besseren verändert, während die Männer draußen warten dürfen. Genau: Männer kommen hier nicht rein, nicht als Gäste und nicht auf die Bank. Über sie reden wir nur, wenn wir Lust dazu haben. Wir haben Wichtigeres zu tun, zum Beispiel das Patriarchat zu stemmen. Und dabei natürlich ein paar Sprüche zu reißen.</w:t>
+      </w:r>
+    </w:p>
+    <w:p>
+      <w:pPr>
+        <w:spacing w:after="100"/>
+      </w:pPr>
+      <w:r>
+        <w:t>Jede Folge geht vom Persönlichen ins große Ganze: Wir starten beim Kleinklein (Herkunft, Werdegang, Turning Points) und landen bei der Frage, wie wir Zukunft gestalten können, als Gesellschaft, aber auch als Einzelpersonen.</w:t>
       </w:r>
     </w:p>
     <w:p>
@@ -336,7 +342,7 @@
           <w:b/>
           <w:bCs/>
         </w:rPr>
-        <w:t xml:space="preserve">Das Format auf einen Blick</w:t>
+        <w:t>Das Format auf einen Blick</w:t>
       </w:r>
     </w:p>
     <w:p>
@@ -349,7 +355,13 @@
         <w:spacing w:after="100"/>
       </w:pPr>
       <w:r>
-        <w:t xml:space="preserve">Video-Podcast: volle Folge als Video (YouTube bzw. Plattform) und als Audio in allen Podcast-Apps</w:t>
+        <w:t xml:space="preserve">Video-Podcast: volle Folge als Video (YouTube bzw. </w:t>
+      </w:r>
+      <w:r>
+        <w:t xml:space="preserve">andere </w:t>
+      </w:r>
+      <w:r>
+        <w:t>Plattform) und als Audio in allen Podcast-Apps</w:t>
       </w:r>
     </w:p>
     <w:p>
@@ -362,7 +374,7 @@
         <w:spacing w:after="100"/>
       </w:pPr>
       <w:r>
-        <w:t xml:space="preserve">Wöchentlich, ca. 45 bis 60 Minuten</w:t>
+        <w:t>Wöchentlich, ca. 45 bis 60 Minuten</w:t>
       </w:r>
     </w:p>
     <w:p>
@@ -375,7 +387,7 @@
         <w:spacing w:after="100"/>
       </w:pPr>
       <w:r>
-        <w:t xml:space="preserve">Staffel 1: 10 Folgen, Start rund um den Buchstart am 9. Februar 2027</w:t>
+        <w:t>Staffel 1: 10 Folgen, Start rund um Februar 2027</w:t>
       </w:r>
     </w:p>
     <w:p>
@@ -388,7 +400,7 @@
         <w:spacing w:after="100"/>
       </w:pPr>
       <w:r>
-        <w:t xml:space="preserve">Pro Folge 3 bis 5 Hochkant-Clips für Instagram, TikTok und YouTube Shorts</w:t>
+        <w:t>Pro Folge 3 bis 5 Hochkant-Clips für Instagram, TikTok und YouTube Shorts</w:t>
       </w:r>
     </w:p>
     <w:p>
@@ -406,15 +418,15 @@
           <w:b/>
           <w:bCs/>
         </w:rPr>
-        <w:t xml:space="preserve">Setting &amp; Look</w:t>
-      </w:r>
-    </w:p>
-    <w:p>
-      <w:pPr>
-        <w:spacing w:after="100"/>
-      </w:pPr>
-      <w:r>
-        <w:t xml:space="preserve">Eine echte Umkleidekabine in einem echten Fitnessstudio, keine Kulisse: Neonlicht, Spinde, Holzbank, ein Fön, der nicht funktioniert, eine Klimmzugstange im Türrahmen, Kurzhanteln unter der Bank. Gespielt wird ausschließlich in der Kabine. Katja in Sporthose, Gästin im Trainingsoutfit. Alles ein bisschen drüber. Gedreht wird mit drei festen Kameras, so bleibt die Produktion schlank: drei Folgen an einem Drehtag sind machbar.</w:t>
+        <w:t>Setting &amp; Look</w:t>
+      </w:r>
+    </w:p>
+    <w:p>
+      <w:pPr>
+        <w:spacing w:after="100"/>
+      </w:pPr>
+      <w:r>
+        <w:t xml:space="preserve">Eine Umkleidekabine in einem echten Fitnessstudio: Neonlicht, Spinde, Holzbank, ein Fön, der nicht funktioniert, eine Klimmzugstange im Türrahmen, Kurzhanteln unter der Bank. Gespielt wird ausschließlich in der Kabine. Katja in Sporthose, Gästin im Trainingsoutfit. Alles ein bisschen drüber. </w:t>
       </w:r>
     </w:p>
     <w:p>
@@ -432,23 +444,24 @@
           <w:b/>
           <w:bCs/>
         </w:rPr>
-        <w:t xml:space="preserve">Gästinnen</w:t>
-      </w:r>
-    </w:p>
-    <w:p>
-      <w:pPr>
-        <w:spacing w:after="100"/>
-      </w:pPr>
-      <w:r>
-        <w:t xml:space="preserve">Eine pro Folge. Frauen, die die Welt umkrempeln wollen: Politikerinnen, Sachbuch-Autorinnen mit streitbaren Thesen, Künstlerinnen, Musikerinnen, Aktivistinnen. Intellektuell und populär bunt gemischt, Kontroversität und inhaltliche Reibung explizit erwünscht. Einzige Bedingung: Sie müssen über sich selbst lachen können, sonst ist das alles nix.</w:t>
-      </w:r>
-    </w:p>
-    <w:p>
-      <w:pPr>
-        <w:spacing w:after="100"/>
-      </w:pPr>
-      <w:r>
-        <w:t xml:space="preserve">Wunschliste (erster, schneller Aufschlag):</w:t>
+        <w:lastRenderedPageBreak/>
+        <w:t>Gästinnen</w:t>
+      </w:r>
+    </w:p>
+    <w:p>
+      <w:pPr>
+        <w:spacing w:after="100"/>
+      </w:pPr>
+      <w:r>
+        <w:t>Eine pro Folge. Frauen, die die Welt umkrempeln wollen: Politikerinnen, Sachbuch-Autorinnen mit streitbaren Thesen, Künstlerinnen, Musikerinnen, Aktivistinnen. Intellektuell und populär bunt gemischt, Kontroversität und inhaltliche Reibung explizit erwünscht. Einzige Bedingung: Sie müssen über sich selbst lachen können, sonst ist das alles nix.</w:t>
+      </w:r>
+    </w:p>
+    <w:p>
+      <w:pPr>
+        <w:spacing w:after="100"/>
+      </w:pPr>
+      <w:r>
+        <w:t>Wunschliste (erster, schneller Aufschlag):</w:t>
       </w:r>
     </w:p>
     <w:p>
@@ -461,7 +474,7 @@
         <w:spacing w:after="100"/>
       </w:pPr>
       <w:r>
-        <w:t xml:space="preserve">Ikkimel (Rapperin)</w:t>
+        <w:t>Ikkimel (Rapperin)</w:t>
       </w:r>
     </w:p>
     <w:p>
@@ -474,7 +487,7 @@
         <w:spacing w:after="100"/>
       </w:pPr>
       <w:r>
-        <w:t xml:space="preserve">Heidi Reichinnek (Politikerin)</w:t>
+        <w:t>Heidi Reichinnek (Politikerin)</w:t>
       </w:r>
     </w:p>
     <w:p>
@@ -487,7 +500,7 @@
         <w:spacing w:after="100"/>
       </w:pPr>
       <w:r>
-        <w:t xml:space="preserve">Agnes Strack-Zimmermann (Politikerin)</w:t>
+        <w:t>Agnes Strack-Zimmermann (Politikerin)</w:t>
       </w:r>
     </w:p>
     <w:p>
@@ -500,7 +513,7 @@
         <w:spacing w:after="100"/>
       </w:pPr>
       <w:r>
-        <w:t xml:space="preserve">Sally Lisa Starken (Aktivistin)</w:t>
+        <w:t>Sally Lisa Starken (Aktivistin)</w:t>
       </w:r>
     </w:p>
     <w:p>
@@ -513,7 +526,7 @@
         <w:spacing w:after="100"/>
       </w:pPr>
       <w:r>
-        <w:t xml:space="preserve">Alice Schwarzer (Publizistin)</w:t>
+        <w:t>Alice Schwarzer (Publizistin)</w:t>
       </w:r>
     </w:p>
     <w:p>
@@ -526,7 +539,7 @@
         <w:spacing w:after="100"/>
       </w:pPr>
       <w:r>
-        <w:t xml:space="preserve">Melanie Amann (Journalistin)</w:t>
+        <w:t>Melanie Amann (Journalistin)</w:t>
       </w:r>
     </w:p>
     <w:p>
@@ -539,7 +552,7 @@
         <w:spacing w:after="100"/>
       </w:pPr>
       <w:r>
-        <w:t xml:space="preserve">Franca Lehfeldt (Journalistin und Buchautorin: „Gute Mütter, schlechte Mütter“)</w:t>
+        <w:t>Franca Lehfeldt (Journalistin und Buchautorin: „Gute Mütter, schlechte Mütter“)</w:t>
       </w:r>
     </w:p>
     <w:p>
@@ -552,7 +565,7 @@
         <w:spacing w:after="100"/>
       </w:pPr>
       <w:r>
-        <w:t xml:space="preserve">Isabella M. Weber (Ökonomin und Buchautorin: „Antifaschistische Wirtschaftspolitik“)</w:t>
+        <w:t>Isabella M. Weber (Ökonomin und Buchautorin: „Antifaschistische Wirtschaftspolitik“)</w:t>
       </w:r>
     </w:p>
     <w:p>
@@ -565,7 +578,7 @@
         <w:spacing w:after="100"/>
       </w:pPr>
       <w:r>
-        <w:t xml:space="preserve">Cindy Adriana Speich (Content-Creatorin: @haus_plan_b)</w:t>
+        <w:t>Cindy Adriana Speich (Content-Creatorin: @haus_plan_b)</w:t>
       </w:r>
     </w:p>
     <w:p>
@@ -577,10 +590,10 @@
           <w:b/>
           <w:bCs/>
         </w:rPr>
-        <w:t xml:space="preserve">Kabinenregel:</w:t>
-      </w:r>
-      <w:r>
-        <w:t xml:space="preserve"> Hier wird niemand vorgeführt. Gestritten wird hart, aber fair, und wer eine These aufstellt, muss sie auch halten. So trauen sich auch Gästinnen auf die Bank, die mit Katja (und mit „Bye Bye Boys“) überhaupt nicht einverstanden sind.</w:t>
+        <w:t>Kabinenregel:</w:t>
+      </w:r>
+      <w:r>
+        <w:t xml:space="preserve"> Hier wird niemand vorgeführt. So trauen sich auch Gästinnen auf die Bank, die mit Katja überhaupt nicht einverstanden sind.</w:t>
       </w:r>
     </w:p>
     <w:p>
@@ -598,15 +611,36 @@
           <w:b/>
           <w:bCs/>
         </w:rPr>
-        <w:t xml:space="preserve">Was in einer Folge passiert</w:t>
-      </w:r>
-    </w:p>
-    <w:p>
-      <w:pPr>
-        <w:spacing w:after="100"/>
-      </w:pPr>
-      <w:r>
-        <w:t xml:space="preserve">Es ist und bleibt ein Gesprächsformat: Die Gästinnen setzen die Themen mit ihren Inhalten, aber auch mit ihrer Geschichte. Jede Folge folgt derselben Kurve: erst warm werden, dann tief reden, dann knallt es. Alle Elemente funktionieren auch nur fürs Ohr.</w:t>
+        <w:t>Was in einer Folge passiert</w:t>
+      </w:r>
+    </w:p>
+    <w:p>
+      <w:pPr>
+        <w:spacing w:after="100"/>
+        <w:rPr>
+          <w:rFonts w:cstheme="minorHAnsi"/>
+        </w:rPr>
+      </w:pPr>
+      <w:r>
+        <w:t xml:space="preserve">Es ist und bleibt ein Gesprächsformat: Die Gästinnen setzen die Themen mit ihren Inhalten, </w:t>
+      </w:r>
+      <w:r>
+        <w:rPr>
+          <w:rFonts w:cstheme="minorHAnsi"/>
+        </w:rPr>
+        <w:t xml:space="preserve">aber auch mit ihrer Geschichte. Jede Folge folgt derselben Kurve: erst warm werden, dann tief reden, dann knallt es. Alle Elemente funktionieren auch nur </w:t>
+      </w:r>
+      <w:r>
+        <w:rPr>
+          <w:rFonts w:cstheme="minorHAnsi"/>
+        </w:rPr>
+        <w:t>zum Hören</w:t>
+      </w:r>
+      <w:r>
+        <w:rPr>
+          <w:rFonts w:cstheme="minorHAnsi"/>
+        </w:rPr>
+        <w:t>.</w:t>
       </w:r>
     </w:p>
     <w:p>
@@ -619,13 +653,192 @@
       </w:pPr>
       <w:r>
         <w:rPr>
+          <w:rFonts w:cstheme="minorHAnsi"/>
           <w:b/>
           <w:bCs/>
         </w:rPr>
-        <w:t xml:space="preserve">Mitgliedsantrag:</w:t>
-      </w:r>
-      <w:r>
-        <w:t xml:space="preserve"> Die Gästin kommt in Straßenkleidung und zieht sich um. Währenddessen liest Katja ihren Mitgliedsantrag für die Muckibude vor: Trainingsziel („Patriarchat stemmen“), bisherige Verletzungen („Shitstorm 2023“), Maximalgewicht („eine Koalition“). Die Gästin korrigiert und kommentiert live.</w:t>
+        <w:t>Mitgliedsantrag:</w:t>
+      </w:r>
+      <w:r>
+        <w:rPr>
+          <w:rFonts w:cstheme="minorHAnsi"/>
+        </w:rPr>
+        <w:t xml:space="preserve"> Die Gästin </w:t>
+      </w:r>
+      <w:r>
+        <w:rPr>
+          <w:rFonts w:cstheme="minorHAnsi"/>
+        </w:rPr>
+        <w:t>legt sich</w:t>
+      </w:r>
+      <w:r>
+        <w:rPr>
+          <w:rFonts w:cstheme="minorHAnsi"/>
+        </w:rPr>
+        <w:t xml:space="preserve"> </w:t>
+      </w:r>
+      <w:r>
+        <w:rPr>
+          <w:rFonts w:cstheme="minorHAnsi"/>
+        </w:rPr>
+        <w:t xml:space="preserve">ein Handtuch um, bekommt </w:t>
+      </w:r>
+      <w:r>
+        <w:rPr>
+          <w:rFonts w:cstheme="minorHAnsi"/>
+        </w:rPr>
+        <w:t xml:space="preserve">einen </w:t>
+      </w:r>
+      <w:r>
+        <w:rPr>
+          <w:rFonts w:cstheme="minorHAnsi"/>
+        </w:rPr>
+        <w:t>Proteinshake</w:t>
+      </w:r>
+      <w:r>
+        <w:rPr>
+          <w:rFonts w:cstheme="minorHAnsi"/>
+        </w:rPr>
+        <w:t>. Währenddessen liest Katja ihren Mitgliedsantrag für die Muckibude vor</w:t>
+      </w:r>
+      <w:r>
+        <w:rPr>
+          <w:rFonts w:cstheme="minorHAnsi"/>
+        </w:rPr>
+        <w:t xml:space="preserve">: </w:t>
+      </w:r>
+      <w:r>
+        <w:rPr>
+          <w:rFonts w:cstheme="minorHAnsi"/>
+        </w:rPr>
+        <w:t>Trainingsziel</w:t>
+      </w:r>
+      <w:r>
+        <w:rPr>
+          <w:rFonts w:cstheme="minorHAnsi"/>
+        </w:rPr>
+        <w:t xml:space="preserve"> (bei Heidi Reichinnek z. B. </w:t>
+      </w:r>
+      <w:r>
+        <w:rPr>
+          <w:rFonts w:cstheme="minorHAnsi"/>
+          <w:vanish/>
+        </w:rPr>
+        <w:t xml:space="preserve">eiHeiHei    </w:t>
+      </w:r>
+      <w:r>
+        <w:rPr>
+          <w:rFonts w:cstheme="minorHAnsi"/>
+        </w:rPr>
+        <w:t>„</w:t>
+      </w:r>
+      <w:r>
+        <w:rPr>
+          <w:rFonts w:cstheme="minorHAnsi"/>
+        </w:rPr>
+        <w:t>Kapitalismus abschaffen</w:t>
+      </w:r>
+      <w:r>
+        <w:rPr>
+          <w:rFonts w:cstheme="minorHAnsi"/>
+        </w:rPr>
+        <w:t>), b</w:t>
+      </w:r>
+      <w:r>
+        <w:rPr>
+          <w:rFonts w:cstheme="minorHAnsi"/>
+        </w:rPr>
+        <w:t>isherige Verletzungen</w:t>
+      </w:r>
+      <w:r>
+        <w:rPr>
+          <w:rFonts w:cstheme="minorHAnsi"/>
+        </w:rPr>
+        <w:t xml:space="preserve"> („</w:t>
+      </w:r>
+      <w:r>
+        <w:rPr>
+          <w:rFonts w:cstheme="minorHAnsi"/>
+        </w:rPr>
+        <w:t xml:space="preserve">Stimmbänder überdehnt bei der </w:t>
+      </w:r>
+      <w:r>
+        <w:rPr>
+          <w:rFonts w:cstheme="minorHAnsi"/>
+        </w:rPr>
+        <w:t>‚</w:t>
+      </w:r>
+      <w:r>
+        <w:rPr>
+          <w:rFonts w:cstheme="minorHAnsi"/>
+        </w:rPr>
+        <w:t>Auf die Barrikaden</w:t>
+      </w:r>
+      <w:r>
+        <w:rPr>
+          <w:rFonts w:cstheme="minorHAnsi"/>
+        </w:rPr>
+        <w:t>‘</w:t>
+      </w:r>
+      <w:r>
+        <w:rPr>
+          <w:rFonts w:cstheme="minorHAnsi"/>
+        </w:rPr>
+        <w:t xml:space="preserve">-Rede </w:t>
+      </w:r>
+      <w:r>
+        <w:rPr>
+          <w:rFonts w:cstheme="minorHAnsi"/>
+        </w:rPr>
+        <w:t xml:space="preserve">2025, </w:t>
+      </w:r>
+      <w:r>
+        <w:t>c</w:t>
+      </w:r>
+      <w:r>
+        <w:t xml:space="preserve">hronische Reizung durch den Vorwurf </w:t>
+      </w:r>
+      <w:r>
+        <w:t>‚</w:t>
+      </w:r>
+      <w:r>
+        <w:t>zu wütend</w:t>
+      </w:r>
+      <w:r>
+        <w:t>‘</w:t>
+      </w:r>
+      <w:r>
+        <w:t>“</w:t>
+      </w:r>
+      <w:r>
+        <w:t>), b</w:t>
+      </w:r>
+      <w:r>
+        <w:t>esondere Körpermerkmale</w:t>
+      </w:r>
+      <w:r>
+        <w:t xml:space="preserve"> (Tattoos ansprechen), </w:t>
+      </w:r>
+      <w:r>
+        <w:t>Maximalgewicht</w:t>
+      </w:r>
+      <w:r>
+        <w:t xml:space="preserve"> („E</w:t>
+      </w:r>
+      <w:r>
+        <w:t>ine ganze Bundestagsfraktion. Eine Koalition wurde noch nie gestemmt</w:t>
+      </w:r>
+      <w:r>
+        <w:t>)</w:t>
+      </w:r>
+      <w:r>
+        <w:t>.</w:t>
+      </w:r>
+      <w:r>
+        <w:t xml:space="preserve"> </w:t>
+      </w:r>
+      <w:r>
+        <w:t>Die Gästin korrigiert und kommentiert live.</w:t>
       </w:r>
     </w:p>
     <w:p>
@@ -641,10 +854,10 @@
           <w:b/>
           <w:bCs/>
         </w:rPr>
-        <w:t xml:space="preserve">Aufwärmen:</w:t>
-      </w:r>
-      <w:r>
-        <w:t xml:space="preserve"> Seilspringen, Schattenboxen, Handtuch schnippen, mitten in der Kabine. Dabei geht es ums Persönliche: Herkunft, Werdegang, Turning Points. Wer außer Atem ist, redet ehrlicher.</w:t>
+        <w:t>Aufwärmen:</w:t>
+      </w:r>
+      <w:r>
+        <w:t xml:space="preserve"> Seilspringen, Schattenboxen, Handtuch schnippen, mitten in der Kabine. Dabei geht es ums Persönliche: Herkunft, Werdegang, Turning Points. </w:t>
       </w:r>
     </w:p>
     <w:p>
@@ -660,10 +873,10 @@
           <w:b/>
           <w:bCs/>
         </w:rPr>
-        <w:t xml:space="preserve">Auf der Bank:</w:t>
-      </w:r>
-      <w:r>
-        <w:t xml:space="preserve"> Das Herzstück und der längste Teil der Folge: vom eigenen Weg zur großen Frage, wie die Gästin die Welt umbauen würde. Und was sie von „Bye Bye Boys“ hält.</w:t>
+        <w:t>Hantel-Runde:</w:t>
+      </w:r>
+      <w:r>
+        <w:t xml:space="preserve"> Die Kurzhanteln kommen unter der Bank hervor, und mit ihnen die steilsten Thesen der Gästin. Je steiler die These, desto schwerer die Hantel. Katja sagt an, was gestemmt wird, Ächzen ist erwünscht.</w:t>
       </w:r>
     </w:p>
     <w:p>
@@ -679,10 +892,16 @@
           <w:b/>
           <w:bCs/>
         </w:rPr>
-        <w:t xml:space="preserve">Hantel-Runde:</w:t>
-      </w:r>
-      <w:r>
-        <w:t xml:space="preserve"> Die Kurzhanteln kommen unter der Bank hervor, und mit ihnen die steilsten Thesen der Gästin. Je steiler die These, desto schwerer die Hantel. Katja sagt an, was gestemmt wird, Ächzen ist erwünscht.</w:t>
+        <w:t>Auf der Bank:</w:t>
+      </w:r>
+      <w:r>
+        <w:t xml:space="preserve"> Das Herzstück und der längste Teil der Folge: </w:t>
+      </w:r>
+      <w:r>
+        <w:t>die</w:t>
+      </w:r>
+      <w:r>
+        <w:t xml:space="preserve"> große Frage, wie die Gästin die Welt umbauen würde. </w:t>
       </w:r>
     </w:p>
     <w:p>
@@ -698,7 +917,7 @@
           <w:b/>
           <w:bCs/>
         </w:rPr>
-        <w:t xml:space="preserve">Kabinen-Blitzrunde:</w:t>
+        <w:t>Kabinen-Blitzrunde:</w:t>
       </w:r>
       <w:r>
         <w:t xml:space="preserve"> Zehn Streitfragen, keine Erklärungen, nur Ja oder Nein. Sexarbeit verbieten? Wehrpflicht für Frauen? Brauchen wir die Männer noch?</w:t>
@@ -717,7 +936,7 @@
           <w:b/>
           <w:bCs/>
         </w:rPr>
-        <w:t xml:space="preserve">Der Spind der Vorgängerin:</w:t>
+        <w:t>Der Spind der Vorgängerin:</w:t>
       </w:r>
       <w:r>
         <w:t xml:space="preserve"> Jede Gästin hinterlässt im Spind einen Gegenstand und eine These, auf die die nächste reagieren muss. So streiten die Gästinnen auch über die Folgen hinweg miteinander.</w:t>
@@ -728,7 +947,8 @@
         <w:spacing w:after="100"/>
       </w:pPr>
       <w:r>
-        <w:t xml:space="preserve">Immer mit auf der Bank: der Proteinshake mit einem zur Agenda der Gästin passenden Namen („Der Umverteiler“, „Die Quote“ usw.). Er wird nebenbei getrunken und kommentiert, als Running Gag und nicht als eigener Programmpunkt.</w:t>
+        <w:lastRenderedPageBreak/>
+        <w:t>Immer mit auf der Bank: der Proteinshake mit einem zur Agenda der Gästin passenden Namen („Der Umverteiler“, „Die Quote“ usw.). Er wird nebenbei getrunken und kommentiert, als Running Gag und nicht als eigener Programmpunkt.</w:t>
       </w:r>
     </w:p>
     <w:p>
@@ -746,7 +966,7 @@
           <w:b/>
           <w:bCs/>
         </w:rPr>
-        <w:t xml:space="preserve">Community &amp; Ausspielung</w:t>
+        <w:t>Community &amp; Ausspielung</w:t>
       </w:r>
     </w:p>
     <w:p>
@@ -759,7 +979,7 @@
         <w:spacing w:after="100"/>
       </w:pPr>
       <w:r>
-        <w:t xml:space="preserve">Zettel unter der Tür: Männer dürfen nicht rein, aber Fragen unter der Kabinentür durchschieben. Katja und die Gästin entscheiden, ob sie vorgelesen werden oder im Mülleimer landen.</w:t>
+        <w:t>Das Spiegel-Selfie mit (nicht vorhandenen) Muckis ist das Cover jeder Folge.</w:t>
       </w:r>
     </w:p>
     <w:p>
@@ -772,7 +992,7 @@
         <w:spacing w:after="100"/>
       </w:pPr>
       <w:r>
-        <w:t xml:space="preserve">Das Spiegel-Selfie mit (nicht vorhandenen) Muckis ist das Cover jeder Folge.</w:t>
+        <w:t>Clips aus Hantel-Runde und Blitzrunde sind für Hochkant gemacht und tragen die Folgen in die Feeds.</w:t>
       </w:r>
     </w:p>
     <w:p>
@@ -785,20 +1005,7 @@
         <w:spacing w:after="100"/>
       </w:pPr>
       <w:r>
-        <w:t xml:space="preserve">Clips aus Hantel-Runde und Blitzrunde sind für Hochkant gemacht und tragen die Folgen in die Feeds.</w:t>
-      </w:r>
-    </w:p>
-    <w:p>
-      <w:pPr>
-        <w:pStyle w:val="Listenabsatz"/>
-        <w:numPr>
-          <w:ilvl w:val="0"/>
-          <w:numId w:val="9"/>
-        </w:numPr>
-        <w:spacing w:after="100"/>
-      </w:pPr>
-      <w:r>
-        <w:t xml:space="preserve">Natürliche Partnerflächen: Proteinshake, Sportmarke, Fitnessstudio als Location-Partner. Ein Exklusivfenster für eine Plattform ist möglich.</w:t>
+        <w:t xml:space="preserve">Natürliche Partnerflächen: Proteinshake, Sportmarke, Fitnessstudio als Location-Partner. </w:t>
       </w:r>
     </w:p>
     <w:p>
@@ -816,66 +1023,58 @@
           <w:b/>
           <w:bCs/>
         </w:rPr>
-        <w:t xml:space="preserve">Warum Katja Lewina, warum jetzt</w:t>
-      </w:r>
-    </w:p>
-    <w:p>
-      <w:pPr>
-        <w:spacing w:after="100"/>
-      </w:pPr>
-      <w:r>
-        <w:t xml:space="preserve">Weil sie seit Jahren genau das macht, was diese Show braucht: über Dinge reden, über die man angeblich nicht redet, und dabei lustig bleiben. Katja hat bei DuMont fünf Bücher in sechs Jahren veröffentlicht, drei davon waren SPIEGEL-Bestseller. Sie schreibt für SPIEGEL, Stern, DIE ZEIT uvm. Als Host hat sie bei Podimo den Podcast „Schlachtfeld Liebe“ moderiert, sie kennt das Format also von innen.</w:t>
-      </w:r>
-    </w:p>
-    <w:p>
-      <w:pPr>
-        <w:spacing w:after="100"/>
-      </w:pPr>
-      <w:r>
-        <w:t xml:space="preserve">Sie kann Feminismus, Sex, Beziehungen und Tod, alles mit derselben Leichtigkeit. Genau diesen Weg vom Persönlichen ins große Ganze geht jede Folge.</w:t>
-      </w:r>
-    </w:p>
-    <w:p>
-      <w:pPr>
-        <w:spacing w:after="100"/>
-      </w:pPr>
-      <w:r>
-        <w:t xml:space="preserve">Am 9. Februar 2027 erscheint Katjas neues Buch „Bye Bye Boys“, in dem sie den gesellschaftlichen (und natürlich auch privaten) Abschied von den Männern einläutet. Die Show wird keine Verlängerung des Buchs, aber seine These sitzt mit in der Kabine: Jede Gästin muss sich dazu verhalten, ob sie Katja zustimmt oder sie auseinandernimmt.</w:t>
-      </w:r>
-    </w:p>
-    <w:p>
-      <w:pPr>
-        <w:spacing w:after="100"/>
-      </w:pPr>
-      <w:r>
-        <w:t xml:space="preserve">Dank der Recherche ist der Autorin klar geworden: Das wird so nix mehr. Da müssen jetzt Frauen ran.</w:t>
-      </w:r>
-    </w:p>
-    <w:p>
-      <w:pPr>
-        <w:spacing w:after="100"/>
-      </w:pPr>
-    </w:p>
-    <w:p>
-      <w:pPr>
-        <w:keepNext/>
-        <w:spacing w:after="100"/>
-      </w:pPr>
-      <w:r>
-        <w:rPr>
-          <w:b/>
-          <w:bCs/>
-        </w:rPr>
-        <w:t xml:space="preserve">Nächster Schritt</w:t>
-      </w:r>
-    </w:p>
-    <w:p>
-      <w:pPr>
-        <w:spacing w:after="100"/>
-      </w:pPr>
-      <w:r>
-        <w:t xml:space="preserve">Wir können kurzfristig eine Pilotfolge drehen und freuen uns auf ein Gespräch.</w:t>
-      </w:r>
+        <w:t>Warum Katja Lewina, warum jetzt</w:t>
+      </w:r>
+    </w:p>
+    <w:p>
+      <w:pPr>
+        <w:spacing w:after="100"/>
+      </w:pPr>
+      <w:r>
+        <w:t xml:space="preserve">Weil sie seit Jahren genau das macht, was diese Show braucht: über Dinge reden, über die man angeblich nicht redet, und dabei lustig bleiben. Katja hat bei DuMont fünf Bücher in sechs Jahren veröffentlicht, drei davon waren SPIEGEL-Bestseller. Sie schreibt für SPIEGEL, Stern, ZEIT </w:t>
+      </w:r>
+      <w:proofErr w:type="spellStart"/>
+      <w:r>
+        <w:t>uvm</w:t>
+      </w:r>
+      <w:proofErr w:type="spellEnd"/>
+      <w:r>
+        <w:t>. Als Host hat sie bei Podimo den Podcast „Schlachtfeld Liebe“ moderiert.</w:t>
+      </w:r>
+    </w:p>
+    <w:p>
+      <w:pPr>
+        <w:spacing w:after="100"/>
+      </w:pPr>
+      <w:r>
+        <w:t>Sie kann Feminismus, Sex, Beziehungen und Tod, alles mit derselben Leichtigkeit. Genau diesen Weg vom Persönlichen ins große Ganze geht jede Folge.</w:t>
+      </w:r>
+    </w:p>
+    <w:p>
+      <w:pPr>
+        <w:spacing w:after="100"/>
+      </w:pPr>
+      <w:r>
+        <w:t>Am 9. Februar 2027 erscheint Katjas neues Buch „Bye Bye Boys“, in dem sie den gesellschaftlichen (und natürlich auch privaten) Abschied von den Männern einläutet. Die Show wird keine Verlängerung des Buchs, aber seine These sitzt mit in der Kabine: Jede Gästin muss sich dazu verhalten, ob sie Katja zustimmt oder sie auseinandernimmt.</w:t>
+      </w:r>
+    </w:p>
+    <w:p>
+      <w:pPr>
+        <w:spacing w:after="100"/>
+      </w:pPr>
+      <w:r>
+        <w:t>Dank der Recherche ist der Autorin klar geworden: Das wird so nix mehr. Da müssen jetzt Frauen ran.</w:t>
+      </w:r>
+    </w:p>
+    <w:p>
+      <w:pPr>
+        <w:spacing w:after="100"/>
+      </w:pPr>
+    </w:p>
+    <w:p>
+      <w:pPr>
+        <w:spacing w:after="100"/>
+      </w:pPr>
     </w:p>
     <w:sectPr>
       <w:pgSz w:w="11906" w:h="16838"/>
@@ -1971,6 +2170,155 @@
     </w:lvl>
   </w:abstractNum>
   <w:abstractNum w:abstractNumId="9" w15:restartNumberingAfterBreak="0">
+    <w:nsid w:val="67ED2F41"/>
+    <w:multiLevelType w:val="multilevel"/>
+    <w:tmpl w:val="1AC8E32E"/>
+    <w:lvl w:ilvl="0">
+      <w:start w:val="1"/>
+      <w:numFmt w:val="bullet"/>
+      <w:lvlText w:val=""/>
+      <w:lvlJc w:val="left"/>
+      <w:pPr>
+        <w:tabs>
+          <w:tab w:val="num" w:pos="720"/>
+        </w:tabs>
+        <w:ind w:left="720" w:hanging="360"/>
+      </w:pPr>
+      <w:rPr>
+        <w:rFonts w:ascii="Symbol" w:hAnsi="Symbol" w:hint="default"/>
+        <w:sz w:val="20"/>
+      </w:rPr>
+    </w:lvl>
+    <w:lvl w:ilvl="1" w:tentative="1">
+      <w:start w:val="1"/>
+      <w:numFmt w:val="bullet"/>
+      <w:lvlText w:val="o"/>
+      <w:lvlJc w:val="left"/>
+      <w:pPr>
+        <w:tabs>
+          <w:tab w:val="num" w:pos="1440"/>
+        </w:tabs>
+        <w:ind w:left="1440" w:hanging="360"/>
+      </w:pPr>
+      <w:rPr>
+        <w:rFonts w:ascii="Courier New" w:hAnsi="Courier New" w:hint="default"/>
+        <w:sz w:val="20"/>
+      </w:rPr>
+    </w:lvl>
+    <w:lvl w:ilvl="2" w:tentative="1">
+      <w:start w:val="1"/>
+      <w:numFmt w:val="bullet"/>
+      <w:lvlText w:val=""/>
+      <w:lvlJc w:val="left"/>
+      <w:pPr>
+        <w:tabs>
+          <w:tab w:val="num" w:pos="2160"/>
+        </w:tabs>
+        <w:ind w:left="2160" w:hanging="360"/>
+      </w:pPr>
+      <w:rPr>
+        <w:rFonts w:ascii="Wingdings" w:hAnsi="Wingdings" w:hint="default"/>
+        <w:sz w:val="20"/>
+      </w:rPr>
+    </w:lvl>
+    <w:lvl w:ilvl="3" w:tentative="1">
+      <w:start w:val="1"/>
+      <w:numFmt w:val="bullet"/>
+      <w:lvlText w:val=""/>
+      <w:lvlJc w:val="left"/>
+      <w:pPr>
+        <w:tabs>
+          <w:tab w:val="num" w:pos="2880"/>
+        </w:tabs>
+        <w:ind w:left="2880" w:hanging="360"/>
+      </w:pPr>
+      <w:rPr>
+        <w:rFonts w:ascii="Wingdings" w:hAnsi="Wingdings" w:hint="default"/>
+        <w:sz w:val="20"/>
+      </w:rPr>
+    </w:lvl>
+    <w:lvl w:ilvl="4" w:tentative="1">
+      <w:start w:val="1"/>
+      <w:numFmt w:val="bullet"/>
+      <w:lvlText w:val=""/>
+      <w:lvlJc w:val="left"/>
+      <w:pPr>
+        <w:tabs>
+          <w:tab w:val="num" w:pos="3600"/>
+        </w:tabs>
+        <w:ind w:left="3600" w:hanging="360"/>
+      </w:pPr>
+      <w:rPr>
+        <w:rFonts w:ascii="Wingdings" w:hAnsi="Wingdings" w:hint="default"/>
+        <w:sz w:val="20"/>
+      </w:rPr>
+    </w:lvl>
+    <w:lvl w:ilvl="5" w:tentative="1">
+      <w:start w:val="1"/>
+      <w:numFmt w:val="bullet"/>
+      <w:lvlText w:val=""/>
+      <w:lvlJc w:val="left"/>
+      <w:pPr>
+        <w:tabs>
+          <w:tab w:val="num" w:pos="4320"/>
+        </w:tabs>
+        <w:ind w:left="4320" w:hanging="360"/>
+      </w:pPr>
+      <w:rPr>
+        <w:rFonts w:ascii="Wingdings" w:hAnsi="Wingdings" w:hint="default"/>
+        <w:sz w:val="20"/>
+      </w:rPr>
+    </w:lvl>
+    <w:lvl w:ilvl="6" w:tentative="1">
+      <w:start w:val="1"/>
+      <w:numFmt w:val="bullet"/>
+      <w:lvlText w:val=""/>
+      <w:lvlJc w:val="left"/>
+      <w:pPr>
+        <w:tabs>
+          <w:tab w:val="num" w:pos="5040"/>
+        </w:tabs>
+        <w:ind w:left="5040" w:hanging="360"/>
+      </w:pPr>
+      <w:rPr>
+        <w:rFonts w:ascii="Wingdings" w:hAnsi="Wingdings" w:hint="default"/>
+        <w:sz w:val="20"/>
+      </w:rPr>
+    </w:lvl>
+    <w:lvl w:ilvl="7" w:tentative="1">
+      <w:start w:val="1"/>
+      <w:numFmt w:val="bullet"/>
+      <w:lvlText w:val=""/>
+      <w:lvlJc w:val="left"/>
+      <w:pPr>
+        <w:tabs>
+          <w:tab w:val="num" w:pos="5760"/>
+        </w:tabs>
+        <w:ind w:left="5760" w:hanging="360"/>
+      </w:pPr>
+      <w:rPr>
+        <w:rFonts w:ascii="Wingdings" w:hAnsi="Wingdings" w:hint="default"/>
+        <w:sz w:val="20"/>
+      </w:rPr>
+    </w:lvl>
+    <w:lvl w:ilvl="8" w:tentative="1">
+      <w:start w:val="1"/>
+      <w:numFmt w:val="bullet"/>
+      <w:lvlText w:val=""/>
+      <w:lvlJc w:val="left"/>
+      <w:pPr>
+        <w:tabs>
+          <w:tab w:val="num" w:pos="6480"/>
+        </w:tabs>
+        <w:ind w:left="6480" w:hanging="360"/>
+      </w:pPr>
+      <w:rPr>
+        <w:rFonts w:ascii="Wingdings" w:hAnsi="Wingdings" w:hint="default"/>
+        <w:sz w:val="20"/>
+      </w:rPr>
+    </w:lvl>
+  </w:abstractNum>
+  <w:abstractNum w:abstractNumId="10" w15:restartNumberingAfterBreak="0">
     <w:nsid w:val="7C7743B7"/>
     <w:multiLevelType w:val="hybridMultilevel"/>
     <w:tmpl w:val="EE642350"/>
@@ -2099,7 +2447,7 @@
     <w:abstractNumId w:val="5"/>
   </w:num>
   <w:num w:numId="6" w16cid:durableId="386030534">
-    <w:abstractNumId w:val="9"/>
+    <w:abstractNumId w:val="10"/>
   </w:num>
   <w:num w:numId="7" w16cid:durableId="2091348504">
     <w:abstractNumId w:val="3"/>
@@ -2112,6 +2460,9 @@
   </w:num>
   <w:num w:numId="10" w16cid:durableId="1005746835">
     <w:abstractNumId w:val="6"/>
+  </w:num>
+  <w:num w:numId="11" w16cid:durableId="41056344">
+    <w:abstractNumId w:val="9"/>
   </w:num>
 </w:numbering>
 </file>
@@ -3027,6 +3378,17 @@
       <w:spacing w:val="5"/>
     </w:rPr>
   </w:style>
+  <w:style w:type="paragraph" w:styleId="StandardWeb">
+    <w:name w:val="Normal (Web)"/>
+    <w:basedOn w:val="Standard"/>
+    <w:uiPriority w:val="99"/>
+    <w:semiHidden/>
+    <w:unhideWhenUsed/>
+    <w:rsid w:val="000C7B32"/>
+    <w:rPr>
+      <w:rFonts w:ascii="Times New Roman" w:hAnsi="Times New Roman" w:cs="Times New Roman"/>
+    </w:rPr>
+  </w:style>
 </w:styles>
 </file>
 

--- a/pitches/LOCKER_ROOM_TALK_Video-Podcast.docx
+++ b/pitches/LOCKER_ROOM_TALK_Video-Podcast.docx
@@ -66,67 +66,7 @@
           <w:sz w:val="20"/>
           <w:szCs w:val="20"/>
         </w:rPr>
-        <w:t>Locker Room Talk, [ˈ</w:t>
-      </w:r>
-      <w:proofErr w:type="spellStart"/>
-      <w:r>
-        <w:rPr>
-          <w:b/>
-          <w:bCs/>
-          <w:sz w:val="20"/>
-          <w:szCs w:val="20"/>
-        </w:rPr>
-        <w:t>lɔkɐ</w:t>
-      </w:r>
-      <w:proofErr w:type="spellEnd"/>
-      <w:r>
-        <w:rPr>
-          <w:b/>
-          <w:bCs/>
-          <w:sz w:val="20"/>
-          <w:szCs w:val="20"/>
-        </w:rPr>
-        <w:t xml:space="preserve"> </w:t>
-      </w:r>
-      <w:proofErr w:type="spellStart"/>
-      <w:r>
-        <w:rPr>
-          <w:b/>
-          <w:bCs/>
-          <w:sz w:val="20"/>
-          <w:szCs w:val="20"/>
-        </w:rPr>
-        <w:t>ruːm</w:t>
-      </w:r>
-      <w:proofErr w:type="spellEnd"/>
-      <w:r>
-        <w:rPr>
-          <w:b/>
-          <w:bCs/>
-          <w:sz w:val="20"/>
-          <w:szCs w:val="20"/>
-        </w:rPr>
-        <w:t xml:space="preserve"> </w:t>
-      </w:r>
-      <w:proofErr w:type="spellStart"/>
-      <w:r>
-        <w:rPr>
-          <w:b/>
-          <w:bCs/>
-          <w:sz w:val="20"/>
-          <w:szCs w:val="20"/>
-        </w:rPr>
-        <w:t>tɔːk</w:t>
-      </w:r>
-      <w:proofErr w:type="spellEnd"/>
-      <w:r>
-        <w:rPr>
-          <w:b/>
-          <w:bCs/>
-          <w:sz w:val="20"/>
-          <w:szCs w:val="20"/>
-        </w:rPr>
-        <w:t>]</w:t>
+        <w:t xml:space="preserve">Locker Room Talk, [ˈlɔkɐ ruːm tɔːk]</w:t>
       </w:r>
       <w:r>
         <w:rPr>
@@ -135,7 +75,6 @@
         </w:rPr>
         <w:t> </w:t>
       </w:r>
-      <w:proofErr w:type="spellStart"/>
       <w:r>
         <w:rPr>
           <w:i/>
@@ -143,19 +82,24 @@
           <w:sz w:val="20"/>
           <w:szCs w:val="20"/>
         </w:rPr>
-        <w:t>Subst</w:t>
-      </w:r>
-      <w:proofErr w:type="spellEnd"/>
-      <w:r>
+        <w:t xml:space="preserve">Subst. m.; -s, kein Plur.; aus dem Englischen; </w:t>
+      </w:r>
+    </w:p>
+    <w:p>
+      <w:pPr>
+        <w:pStyle w:val="Listenabsatz"/>
+        <w:numPr>
+          <w:ilvl w:val="0"/>
+          <w:numId w:val="8"/>
+        </w:numPr>
+        <w:spacing w:after="100"/>
         <w:rPr>
           <w:i/>
           <w:iCs/>
           <w:sz w:val="20"/>
           <w:szCs w:val="20"/>
         </w:rPr>
-        <w:t xml:space="preserve">. m.; -s, kein </w:t>
-      </w:r>
-      <w:proofErr w:type="spellStart"/>
+      </w:pPr>
       <w:r>
         <w:rPr>
           <w:i/>
@@ -163,69 +107,7 @@
           <w:sz w:val="20"/>
           <w:szCs w:val="20"/>
         </w:rPr>
-        <w:t>Plur</w:t>
-      </w:r>
-      <w:proofErr w:type="spellEnd"/>
-      <w:r>
-        <w:rPr>
-          <w:i/>
-          <w:iCs/>
-          <w:sz w:val="20"/>
-          <w:szCs w:val="20"/>
-        </w:rPr>
-        <w:t>.; aus dem</w:t>
-      </w:r>
-      <w:r>
-        <w:rPr>
-          <w:i/>
-          <w:iCs/>
-          <w:sz w:val="20"/>
-          <w:szCs w:val="20"/>
-        </w:rPr>
-        <w:t xml:space="preserve"> </w:t>
-      </w:r>
-      <w:r>
-        <w:rPr>
-          <w:i/>
-          <w:iCs/>
-          <w:sz w:val="20"/>
-          <w:szCs w:val="20"/>
-        </w:rPr>
-        <w:t xml:space="preserve">Englischen; </w:t>
-      </w:r>
-    </w:p>
-    <w:p>
-      <w:pPr>
-        <w:pStyle w:val="Listenabsatz"/>
-        <w:numPr>
-          <w:ilvl w:val="0"/>
-          <w:numId w:val="8"/>
-        </w:numPr>
-        <w:spacing w:after="100"/>
-        <w:rPr>
-          <w:i/>
-          <w:iCs/>
-          <w:sz w:val="20"/>
-          <w:szCs w:val="20"/>
-        </w:rPr>
-      </w:pPr>
-      <w:r>
-        <w:rPr>
-          <w:i/>
-          <w:iCs/>
-          <w:sz w:val="20"/>
-          <w:szCs w:val="20"/>
-        </w:rPr>
-        <w:t xml:space="preserve">(alt) </w:t>
-      </w:r>
-      <w:r>
-        <w:rPr>
-          <w:i/>
-          <w:iCs/>
-          <w:sz w:val="20"/>
-          <w:szCs w:val="20"/>
-        </w:rPr>
-        <w:t xml:space="preserve">abwertend für: derbe, oft sexistische Rede unter Männern in gefliesten, nach Käsefuß riechenden Räumen. </w:t>
+        <w:t xml:space="preserve">(alt) abwertend für: derbe, oft sexistische Rede unter Männern in gefliesten, nach Käsefuß riechenden Räumen. </w:t>
       </w:r>
     </w:p>
     <w:p>
@@ -284,13 +166,7 @@
         <w:spacing w:after="100"/>
       </w:pPr>
       <w:r>
-        <w:t>Jede Woche schnappt sich Katja Lewina eine Frau mit großer Vision, steckt sie in die Umkleidekabine einer Muckibude und macht aus einem schändlich</w:t>
-      </w:r>
-      <w:r>
-        <w:t>st</w:t>
-      </w:r>
-      <w:r>
-        <w:t>en Ausrutscher der Politikgeschichte eine Machtzentrale für die Weltrevolution. Zum Anschauen und zum Hören. Handtuch-Schnippen inklusive.</w:t>
+        <w:t>Jede Woche schnappt sich Katja Lewina eine Frau mit großer Vision, steckt sie in die Umkleidekabine einer Muckibude und macht aus einem der schändlichsten Ausrutscher der Politikgeschichte eine Machtzentrale für die Weltrevolution. Zum Anschauen und zum Hören. Handtuch-Schnippen inklusive.</w:t>
       </w:r>
     </w:p>
     <w:p>
@@ -355,13 +231,7 @@
         <w:spacing w:after="100"/>
       </w:pPr>
       <w:r>
-        <w:t xml:space="preserve">Video-Podcast: volle Folge als Video (YouTube bzw. </w:t>
-      </w:r>
-      <w:r>
-        <w:t xml:space="preserve">andere </w:t>
-      </w:r>
-      <w:r>
-        <w:t>Plattform) und als Audio in allen Podcast-Apps</w:t>
+        <w:t xml:space="preserve">Video-Podcast: volle Folge als Video (YouTube bzw. andere Plattform) und als Audio in allen Podcast-Apps</w:t>
       </w:r>
     </w:p>
     <w:p>
@@ -628,19 +498,7 @@
         <w:rPr>
           <w:rFonts w:cstheme="minorHAnsi"/>
         </w:rPr>
-        <w:t xml:space="preserve">aber auch mit ihrer Geschichte. Jede Folge folgt derselben Kurve: erst warm werden, dann tief reden, dann knallt es. Alle Elemente funktionieren auch nur </w:t>
-      </w:r>
-      <w:r>
-        <w:rPr>
-          <w:rFonts w:cstheme="minorHAnsi"/>
-        </w:rPr>
-        <w:t>zum Hören</w:t>
-      </w:r>
-      <w:r>
-        <w:rPr>
-          <w:rFonts w:cstheme="minorHAnsi"/>
-        </w:rPr>
-        <w:t>.</w:t>
+        <w:t xml:space="preserve">aber auch mit ihrer Geschichte. Jede Folge folgt derselben Kurve: erst warm werden, dann knallt es, dann wird es grundsätzlich. Alle Elemente funktionieren auch nur zum Hören.</w:t>
       </w:r>
     </w:p>
     <w:p>
@@ -663,61 +521,7 @@
         <w:rPr>
           <w:rFonts w:cstheme="minorHAnsi"/>
         </w:rPr>
-        <w:t xml:space="preserve"> Die Gästin </w:t>
-      </w:r>
-      <w:r>
-        <w:rPr>
-          <w:rFonts w:cstheme="minorHAnsi"/>
-        </w:rPr>
-        <w:t>legt sich</w:t>
-      </w:r>
-      <w:r>
-        <w:rPr>
-          <w:rFonts w:cstheme="minorHAnsi"/>
-        </w:rPr>
-        <w:t xml:space="preserve"> </w:t>
-      </w:r>
-      <w:r>
-        <w:rPr>
-          <w:rFonts w:cstheme="minorHAnsi"/>
-        </w:rPr>
-        <w:t xml:space="preserve">ein Handtuch um, bekommt </w:t>
-      </w:r>
-      <w:r>
-        <w:rPr>
-          <w:rFonts w:cstheme="minorHAnsi"/>
-        </w:rPr>
-        <w:t xml:space="preserve">einen </w:t>
-      </w:r>
-      <w:r>
-        <w:rPr>
-          <w:rFonts w:cstheme="minorHAnsi"/>
-        </w:rPr>
-        <w:t>Proteinshake</w:t>
-      </w:r>
-      <w:r>
-        <w:rPr>
-          <w:rFonts w:cstheme="minorHAnsi"/>
-        </w:rPr>
-        <w:t>. Währenddessen liest Katja ihren Mitgliedsantrag für die Muckibude vor</w:t>
-      </w:r>
-      <w:r>
-        <w:rPr>
-          <w:rFonts w:cstheme="minorHAnsi"/>
-        </w:rPr>
-        <w:t xml:space="preserve">: </w:t>
-      </w:r>
-      <w:r>
-        <w:rPr>
-          <w:rFonts w:cstheme="minorHAnsi"/>
-        </w:rPr>
-        <w:t>Trainingsziel</w:t>
-      </w:r>
-      <w:r>
-        <w:rPr>
-          <w:rFonts w:cstheme="minorHAnsi"/>
-        </w:rPr>
-        <w:t xml:space="preserve"> (bei Heidi Reichinnek z. B. </w:t>
+        <w:t xml:space="preserve"> Die Gästin legt sich ein Handtuch um, bekommt einen Proteinshake. Währenddessen liest Katja ihren Mitgliedsantrag für die Muckibude vor: Trainingsziel (bei Heidi Reichinnek z. B. </w:t>
       </w:r>
       <w:r>
         <w:rPr>
@@ -730,115 +534,10 @@
         <w:rPr>
           <w:rFonts w:cstheme="minorHAnsi"/>
         </w:rPr>
-        <w:t>„</w:t>
-      </w:r>
-      <w:r>
-        <w:rPr>
-          <w:rFonts w:cstheme="minorHAnsi"/>
-        </w:rPr>
-        <w:t>Kapitalismus abschaffen</w:t>
-      </w:r>
-      <w:r>
-        <w:rPr>
-          <w:rFonts w:cstheme="minorHAnsi"/>
-        </w:rPr>
-        <w:t>), b</w:t>
-      </w:r>
-      <w:r>
-        <w:rPr>
-          <w:rFonts w:cstheme="minorHAnsi"/>
-        </w:rPr>
-        <w:t>isherige Verletzungen</w:t>
-      </w:r>
-      <w:r>
-        <w:rPr>
-          <w:rFonts w:cstheme="minorHAnsi"/>
-        </w:rPr>
-        <w:t xml:space="preserve"> („</w:t>
-      </w:r>
-      <w:r>
-        <w:rPr>
-          <w:rFonts w:cstheme="minorHAnsi"/>
-        </w:rPr>
-        <w:t xml:space="preserve">Stimmbänder überdehnt bei der </w:t>
-      </w:r>
-      <w:r>
-        <w:rPr>
-          <w:rFonts w:cstheme="minorHAnsi"/>
-        </w:rPr>
-        <w:t>‚</w:t>
-      </w:r>
-      <w:r>
-        <w:rPr>
-          <w:rFonts w:cstheme="minorHAnsi"/>
-        </w:rPr>
-        <w:t>Auf die Barrikaden</w:t>
-      </w:r>
-      <w:r>
-        <w:rPr>
-          <w:rFonts w:cstheme="minorHAnsi"/>
-        </w:rPr>
-        <w:t>‘</w:t>
-      </w:r>
-      <w:r>
-        <w:rPr>
-          <w:rFonts w:cstheme="minorHAnsi"/>
-        </w:rPr>
-        <w:t xml:space="preserve">-Rede </w:t>
-      </w:r>
-      <w:r>
-        <w:rPr>
-          <w:rFonts w:cstheme="minorHAnsi"/>
-        </w:rPr>
-        <w:t xml:space="preserve">2025, </w:t>
-      </w:r>
-      <w:r>
-        <w:t>c</w:t>
-      </w:r>
-      <w:r>
-        <w:t xml:space="preserve">hronische Reizung durch den Vorwurf </w:t>
-      </w:r>
-      <w:r>
-        <w:t>‚</w:t>
-      </w:r>
-      <w:r>
-        <w:t>zu wütend</w:t>
-      </w:r>
-      <w:r>
-        <w:t>‘</w:t>
-      </w:r>
-      <w:r>
-        <w:t>“</w:t>
-      </w:r>
-      <w:r>
-        <w:t>), b</w:t>
-      </w:r>
-      <w:r>
-        <w:t>esondere Körpermerkmale</w:t>
-      </w:r>
-      <w:r>
-        <w:t xml:space="preserve"> (Tattoos ansprechen), </w:t>
-      </w:r>
-      <w:r>
-        <w:t>Maximalgewicht</w:t>
-      </w:r>
-      <w:r>
-        <w:t xml:space="preserve"> („E</w:t>
-      </w:r>
-      <w:r>
-        <w:t>ine ganze Bundestagsfraktion. Eine Koalition wurde noch nie gestemmt</w:t>
-      </w:r>
-      <w:r>
-        <w:t>)</w:t>
-      </w:r>
-      <w:r>
-        <w:t>.</w:t>
-      </w:r>
-      <w:r>
-        <w:t xml:space="preserve"> </w:t>
-      </w:r>
-      <w:r>
-        <w:t>Die Gästin korrigiert und kommentiert live.</w:t>
+        <w:t xml:space="preserve">„Kapitalismus abschaffen“), bisherige Verletzungen („Stimmbänder überdehnt bei der ‚Auf die Barrikaden‘-Rede 2025, </w:t>
+      </w:r>
+      <w:r>
+        <w:t xml:space="preserve">chronische Reizung durch den Vorwurf ‚zu wütend‘“), besondere Körpermerkmale (Tattoos ansprechen), Maximalgewicht („Eine ganze Bundestagsfraktion. Eine Koalition wurde noch nie gestemmt.“). Die Gästin korrigiert und kommentiert live.</w:t>
       </w:r>
     </w:p>
     <w:p>
@@ -895,13 +594,7 @@
         <w:t>Auf der Bank:</w:t>
       </w:r>
       <w:r>
-        <w:t xml:space="preserve"> Das Herzstück und der längste Teil der Folge: </w:t>
-      </w:r>
-      <w:r>
-        <w:t>die</w:t>
-      </w:r>
-      <w:r>
-        <w:t xml:space="preserve"> große Frage, wie die Gästin die Welt umbauen würde. </w:t>
+        <w:t xml:space="preserve"> Das Herzstück und der längste Teil der Folge: die große Frage, wie die Gästin die Welt umbauen würde. </w:t>
       </w:r>
     </w:p>
     <w:p>
@@ -1031,15 +724,7 @@
         <w:spacing w:after="100"/>
       </w:pPr>
       <w:r>
-        <w:t xml:space="preserve">Weil sie seit Jahren genau das macht, was diese Show braucht: über Dinge reden, über die man angeblich nicht redet, und dabei lustig bleiben. Katja hat bei DuMont fünf Bücher in sechs Jahren veröffentlicht, drei davon waren SPIEGEL-Bestseller. Sie schreibt für SPIEGEL, Stern, ZEIT </w:t>
-      </w:r>
-      <w:proofErr w:type="spellStart"/>
-      <w:r>
-        <w:t>uvm</w:t>
-      </w:r>
-      <w:proofErr w:type="spellEnd"/>
-      <w:r>
-        <w:t>. Als Host hat sie bei Podimo den Podcast „Schlachtfeld Liebe“ moderiert.</w:t>
+        <w:t xml:space="preserve">Weil sie seit Jahren genau das macht, was diese Show braucht: über Dinge reden, über die man angeblich nicht redet, und dabei lustig bleiben. Katja hat bei DuMont fünf Bücher in sechs Jahren veröffentlicht, drei davon waren SPIEGEL-Bestseller. Sie schreibt für SPIEGEL, Stern, ZEIT uvm. Als Host hat sie bei Podimo den Podcast „Schlachtfeld Liebe“ moderiert.</w:t>
       </w:r>
     </w:p>
     <w:p>
